--- a/new/H_U/SAMR_HU_UC02_v1.docx
+++ b/new/H_U/SAMR_HU_UC02_v1.docx
@@ -3358,7 +3358,7 @@
                 <w:sz w:val="15"/>
                 <w:szCs w:val="15"/>
               </w:rPr>
-              <w:t xml:space="preserve">RF-M2-001</w:t>
+              <w:t xml:space="preserve">RF-04</w:t>
             </w:r>
           </w:p>
         </w:tc>
@@ -3534,7 +3534,7 @@
                 <w:sz w:val="15"/>
                 <w:szCs w:val="15"/>
               </w:rPr>
-              <w:t xml:space="preserve">RF-M2-002</w:t>
+              <w:t xml:space="preserve">RF-05</w:t>
             </w:r>
           </w:p>
         </w:tc>
@@ -3710,7 +3710,7 @@
                 <w:sz w:val="15"/>
                 <w:szCs w:val="15"/>
               </w:rPr>
-              <w:t xml:space="preserve">RF-M2-005</w:t>
+              <w:t xml:space="preserve">RF-08</w:t>
             </w:r>
           </w:p>
         </w:tc>
@@ -3886,7 +3886,7 @@
                 <w:sz w:val="15"/>
                 <w:szCs w:val="15"/>
               </w:rPr>
-              <w:t xml:space="preserve">RF-M2-005</w:t>
+              <w:t xml:space="preserve">RF-08</w:t>
             </w:r>
           </w:p>
         </w:tc>
@@ -4099,7 +4099,7 @@
                 <w:sz w:val="17"/>
                 <w:szCs w:val="17"/>
               </w:rPr>
-              <w:t xml:space="preserve">RF-M2-001 — Bot conversacional de primera línea</w:t>
+              <w:t xml:space="preserve">RF-04 — Bot conversacional de primera línea</w:t>
             </w:r>
           </w:p>
         </w:tc>
@@ -4188,7 +4188,7 @@
                 <w:sz w:val="17"/>
                 <w:szCs w:val="17"/>
               </w:rPr>
-              <w:t xml:space="preserve">RF-M2-002 — Med-Gemini triaje clínico con XAI</w:t>
+              <w:t xml:space="preserve">RF-05 — Med-Gemini triaje clínico con XAI</w:t>
             </w:r>
           </w:p>
         </w:tc>
@@ -4277,7 +4277,7 @@
                 <w:sz w:val="17"/>
                 <w:szCs w:val="17"/>
               </w:rPr>
-              <w:t xml:space="preserve">RF-M2-005 — Matching y panel de estados</w:t>
+              <w:t xml:space="preserve">RF-08 — Matching y panel de estados</w:t>
             </w:r>
           </w:p>
         </w:tc>
